--- a/Part-Two-Ch07-The-Union-Breaks/The Camera Goes to War.docx
+++ b/Part-Two-Ch07-The-Union-Breaks/The Camera Goes to War.docx
@@ -9,25 +9,22 @@
         <w:tblLook w:firstColumn="1" w:firstRow="1" w:lastColumn="0" w:lastRow="0" w:noHBand="0" w:noVBand="1" w:val="04A0"/>
       </w:tblPr>
       <w:tblGrid>
-        <w:gridCol w:w="9936"/>
+        <w:gridCol w:w="10224"/>
       </w:tblGrid>
       <w:tr>
         <w:tc>
           <w:tcPr>
-            <w:tcW w:type="dxa" w:w="9936"/>
+            <w:tcW w:type="dxa" w:w="10224"/>
             <w:shd w:val="clear" w:fill="B1442F"/>
           </w:tcPr>
           <w:p>
-            <w:pPr>
-              <w:jc w:val="left"/>
-            </w:pPr>
             <w:r>
               <w:rPr>
                 <w:b/>
                 <w:color w:val="FFE6DE"/>
                 <w:sz w:val="18"/>
               </w:rPr>
-              <w:t>CHAPTER 7 · DEEP DIVE · A HOUSE DIVIDED</w:t>
+              <w:t>PROMISE &amp; PRACTICE  ·  DEEP DIVE  ·  SOURCE ANALYSIS</w:t>
             </w:r>
           </w:p>
           <w:p>
@@ -35,18 +32,19 @@
               <w:rPr>
                 <w:b/>
                 <w:color w:val="FFFFFF"/>
-                <w:sz w:val="40"/>
+                <w:sz w:val="42"/>
               </w:rPr>
-              <w:t>The Camera Goes to War</w:t>
+              <w:t>The Camera Goes to War — A House Divided</w:t>
             </w:r>
           </w:p>
           <w:p>
             <w:r>
               <w:rPr>
+                <w:i/>
                 <w:color w:val="FFE6DE"/>
-                <w:sz w:val="21"/>
+                <w:sz w:val="22"/>
               </w:rPr>
-              <w:t>The Civil War was the first American war captured by the camera — and the way it was photographed still shapes how we see it. 1861–1865.</w:t>
+              <w:t>What the Camera Could — and Couldn't — Show</w:t>
             </w:r>
           </w:p>
         </w:tc>
@@ -64,7 +62,7 @@
         <w:rPr>
           <w:sz w:val="21"/>
         </w:rPr>
-        <w:t xml:space="preserve">__________________________    </w:t>
+        <w:t xml:space="preserve">______________________________    </w:t>
       </w:r>
       <w:r>
         <w:rPr>
@@ -90,30 +88,325 @@
         <w:rPr>
           <w:sz w:val="21"/>
         </w:rPr>
-        <w:t>______________</w:t>
+        <w:t>________________</w:t>
+      </w:r>
+    </w:p>
+    <w:tbl>
+      <w:tblPr>
+        <w:tblW w:type="auto" w:w="0"/>
+        <w:tblLayout w:type="autofit"/>
+        <w:tblLook w:firstColumn="1" w:firstRow="1" w:lastColumn="0" w:lastRow="0" w:noHBand="0" w:noVBand="1" w:val="04A0"/>
+      </w:tblPr>
+      <w:tblGrid>
+        <w:gridCol w:w="10224"/>
+      </w:tblGrid>
+      <w:tr>
+        <w:tc>
+          <w:tcPr>
+            <w:tcW w:type="dxa" w:w="10224"/>
+            <w:shd w:val="clear" w:fill="f4c04e"/>
+          </w:tcPr>
+          <w:p>
+            <w:r>
+              <w:rPr>
+                <w:b/>
+                <w:color w:val="5A4512"/>
+                <w:sz w:val="19"/>
+              </w:rPr>
+              <w:t xml:space="preserve">WHAT I CAN DO TODAY   </w:t>
+            </w:r>
+            <w:r>
+              <w:rPr>
+                <w:color w:val="5A4512"/>
+                <w:sz w:val="21"/>
+              </w:rPr>
+              <w:t>I can read primary sources about The Camera Goes to War — A House Divided, weigh who made each one and why, and use evidence to answer historical questions.</w:t>
+            </w:r>
+          </w:p>
+        </w:tc>
+      </w:tr>
+    </w:tbl>
+    <w:p>
+      <w:r>
+        <w:rPr>
+          <w:b/>
+          <w:color w:val="B1442F"/>
+        </w:rPr>
+        <w:t xml:space="preserve">Directions. </w:t>
+      </w:r>
+      <w:r>
+        <w:rPr>
+          <w:sz w:val="22"/>
+        </w:rPr>
+        <w:t>A photograph is evidence, not magic. Judge what the technology could capture, and how its makers' choices shaped the record</w:t>
       </w:r>
     </w:p>
     <w:p/>
     <w:p>
       <w:r>
         <w:rPr>
+          <w:b/>
+          <w:color w:val="B1442F"/>
+          <w:sz w:val="26"/>
+        </w:rPr>
+        <w:t>THE SOURCES</w:t>
+      </w:r>
+    </w:p>
+    <w:p>
+      <w:pPr>
+        <w:spacing w:before="160"/>
+      </w:pPr>
+      <w:r>
+        <w:rPr>
+          <w:b/>
+          <w:color w:val="1C1714"/>
+          <w:sz w:val="23"/>
+        </w:rPr>
+        <w:t>SOURCE A · A STEREOGRAPH SOLD TO THE PUBLIC  —  A battlefield in the parlor</w:t>
+      </w:r>
+    </w:p>
+    <w:p>
+      <w:pPr>
+        <w:jc w:val="center"/>
+      </w:pPr>
+      <w:r>
+        <w:drawing>
+          <wp:inline xmlns:a="http://schemas.openxmlformats.org/drawingml/2006/main" xmlns:pic="http://schemas.openxmlformats.org/drawingml/2006/picture">
+            <wp:extent cx="3931920" cy="2284446"/>
+            <wp:docPr id="1" name="Picture 1"/>
+            <wp:cNvGraphicFramePr>
+              <a:graphicFrameLocks noChangeAspect="1"/>
+            </wp:cNvGraphicFramePr>
+            <a:graphic>
+              <a:graphicData uri="http://schemas.openxmlformats.org/drawingml/2006/picture">
+                <pic:pic>
+                  <pic:nvPicPr>
+                    <pic:cNvPr id="0" name="image.jpg"/>
+                    <pic:cNvPicPr/>
+                  </pic:nvPicPr>
+                  <pic:blipFill>
+                    <a:blip r:embed="rId9"/>
+                    <a:stretch>
+                      <a:fillRect/>
+                    </a:stretch>
+                  </pic:blipFill>
+                  <pic:spPr>
+                    <a:xfrm>
+                      <a:off x="0" y="0"/>
+                      <a:ext cx="3931920" cy="2284446"/>
+                    </a:xfrm>
+                    <a:prstGeom prst="rect"/>
+                  </pic:spPr>
+                </pic:pic>
+              </a:graphicData>
+            </a:graphic>
+          </wp:inline>
+        </w:drawing>
+      </w:r>
+    </w:p>
+    <w:p>
+      <w:r>
+        <w:rPr>
+          <w:color w:val="6A6256"/>
+          <w:sz w:val="17"/>
+        </w:rPr>
+        <w:t>“Where Sumner's Corps Charged at Antietam” — stereograph, “The War for the Union, 1861–1865,” public domain (Library of Congress).</w:t>
+      </w:r>
+    </w:p>
+    <w:p>
+      <w:pPr>
+        <w:spacing w:before="160"/>
+      </w:pPr>
+      <w:r>
+        <w:rPr>
+          <w:b/>
+          <w:color w:val="1C1714"/>
+          <w:sz w:val="23"/>
+        </w:rPr>
+        <w:t>SOURCE B · AN AFTERMATH PHOTOGRAPH  —  What the camera actually recorded</w:t>
+      </w:r>
+    </w:p>
+    <w:p>
+      <w:pPr>
+        <w:jc w:val="center"/>
+      </w:pPr>
+      <w:r>
+        <w:drawing>
+          <wp:inline xmlns:a="http://schemas.openxmlformats.org/drawingml/2006/main" xmlns:pic="http://schemas.openxmlformats.org/drawingml/2006/picture">
+            <wp:extent cx="3931920" cy="3180923"/>
+            <wp:docPr id="2" name="Picture 2"/>
+            <wp:cNvGraphicFramePr>
+              <a:graphicFrameLocks noChangeAspect="1"/>
+            </wp:cNvGraphicFramePr>
+            <a:graphic>
+              <a:graphicData uri="http://schemas.openxmlformats.org/drawingml/2006/picture">
+                <pic:pic>
+                  <pic:nvPicPr>
+                    <pic:cNvPr id="0" name="image.jpg"/>
+                    <pic:cNvPicPr/>
+                  </pic:nvPicPr>
+                  <pic:blipFill>
+                    <a:blip r:embed="rId10"/>
+                    <a:stretch>
+                      <a:fillRect/>
+                    </a:stretch>
+                  </pic:blipFill>
+                  <pic:spPr>
+                    <a:xfrm>
+                      <a:off x="0" y="0"/>
+                      <a:ext cx="3931920" cy="3180923"/>
+                    </a:xfrm>
+                    <a:prstGeom prst="rect"/>
+                  </pic:spPr>
+                </pic:pic>
+              </a:graphicData>
+            </a:graphic>
+          </wp:inline>
+        </w:drawing>
+      </w:r>
+    </w:p>
+    <w:p>
+      <w:pPr>
+        <w:ind w:left="432"/>
+      </w:pPr>
+      <w:r>
+        <w:rPr>
           <w:i/>
           <w:color w:val="1C1714"/>
           <w:sz w:val="22"/>
         </w:rPr>
-        <w:t>The Civil War was the first American war captured by the camera — and the way it was photographed still shapes how we see it. 1861–1865.</w:t>
+        <w:t>Still, silent, after the fighting — because a camera in 1862 could not freeze motion</w:t>
+      </w:r>
+    </w:p>
+    <w:p>
+      <w:r>
+        <w:rPr>
+          <w:color w:val="6A6256"/>
+          <w:sz w:val="17"/>
+        </w:rPr>
+        <w:t>Confederate dead in a row near the Dunker Church, Antietam — photograph by Alexander Gardner, September 1862, public domain (Library of Congress).</w:t>
       </w:r>
     </w:p>
     <w:p>
       <w:pPr>
-        <w:spacing w:after="80"/>
+        <w:spacing w:before="160"/>
       </w:pPr>
       <w:r>
         <w:rPr>
+          <w:b/>
           <w:color w:val="1C1714"/>
           <w:sz w:val="23"/>
         </w:rPr>
-        <w:t>If a photograph can only show what the camera was able to capture, how complete a picture of war can it really give us?</w:t>
+        <w:t>SOURCE C · OLIVER WENDELL HOLMES · 1863  —  What viewers felt</w:t>
+      </w:r>
+    </w:p>
+    <w:p>
+      <w:pPr>
+        <w:ind w:left="432"/>
+      </w:pPr>
+      <w:r>
+        <w:rPr>
+          <w:i/>
+          <w:color w:val="1C1714"/>
+          <w:sz w:val="22"/>
+        </w:rPr>
+        <w:t>“Let him who wishes to know what war is look at this series of illustrations. … It was so nearly like visiting the battlefield to look over these views, that all the emotions excited by the actual sight … came back to us.”</w:t>
+        <w:br/>
+        <w:t>— Oliver Wendell Holmes, The Atlantic Monthly, 1863. Public domain</w:t>
+      </w:r>
+    </w:p>
+    <w:p>
+      <w:r>
+        <w:rPr>
+          <w:color w:val="6A6256"/>
+          <w:sz w:val="17"/>
+        </w:rPr>
+        <w:t>— Oliver Wendell Holmes, The Atlantic Monthly, 1863. Public domain.</w:t>
+      </w:r>
+    </w:p>
+    <w:p>
+      <w:pPr>
+        <w:spacing w:before="160"/>
+      </w:pPr>
+      <w:r>
+        <w:rPr>
+          <w:b/>
+          <w:color w:val="1C1714"/>
+          <w:sz w:val="23"/>
+        </w:rPr>
+        <w:t>SOURCE D · THE ILLUSTRATED PRESS  —  “News from the War”</w:t>
+      </w:r>
+    </w:p>
+    <w:p>
+      <w:pPr>
+        <w:jc w:val="center"/>
+      </w:pPr>
+      <w:r>
+        <w:drawing>
+          <wp:inline xmlns:a="http://schemas.openxmlformats.org/drawingml/2006/main" xmlns:pic="http://schemas.openxmlformats.org/drawingml/2006/picture">
+            <wp:extent cx="3931920" cy="2884599"/>
+            <wp:docPr id="3" name="Picture 3"/>
+            <wp:cNvGraphicFramePr>
+              <a:graphicFrameLocks noChangeAspect="1"/>
+            </wp:cNvGraphicFramePr>
+            <a:graphic>
+              <a:graphicData uri="http://schemas.openxmlformats.org/drawingml/2006/picture">
+                <pic:pic>
+                  <pic:nvPicPr>
+                    <pic:cNvPr id="0" name="image.jpg"/>
+                    <pic:cNvPicPr/>
+                  </pic:nvPicPr>
+                  <pic:blipFill>
+                    <a:blip r:embed="rId11"/>
+                    <a:stretch>
+                      <a:fillRect/>
+                    </a:stretch>
+                  </pic:blipFill>
+                  <pic:spPr>
+                    <a:xfrm>
+                      <a:off x="0" y="0"/>
+                      <a:ext cx="3931920" cy="2884599"/>
+                    </a:xfrm>
+                    <a:prstGeom prst="rect"/>
+                  </pic:spPr>
+                </pic:pic>
+              </a:graphicData>
+            </a:graphic>
+          </wp:inline>
+        </w:drawing>
+      </w:r>
+    </w:p>
+    <w:p>
+      <w:pPr>
+        <w:ind w:left="432"/>
+      </w:pPr>
+      <w:r>
+        <w:rPr>
+          <w:i/>
+          <w:color w:val="1C1714"/>
+          <w:sz w:val="22"/>
+        </w:rPr>
+        <w:t>Newspapers could not yet print photographs. Instead, artists like Winslow Homer turned war scenes into wood engravings — one more layer of choices between the real event and the public</w:t>
+      </w:r>
+    </w:p>
+    <w:p>
+      <w:r>
+        <w:rPr>
+          <w:color w:val="6A6256"/>
+          <w:sz w:val="17"/>
+        </w:rPr>
+        <w:t>“News from the War” — wood engraving drawn by Winslow Homer, Harper’s Weekly, 1862, public domain.</w:t>
+      </w:r>
+    </w:p>
+    <w:p/>
+    <w:p>
+      <w:r>
+        <w:rPr>
+          <w:b/>
+          <w:color w:val="B1442F"/>
+          <w:sz w:val="26"/>
+        </w:rPr>
+        <w:t>YOUR WORK</w:t>
       </w:r>
     </w:p>
     <w:p>
@@ -123,54 +416,77 @@
       <w:r>
         <w:rPr>
           <w:b/>
-          <w:color w:val="B1442F"/>
-          <w:sz w:val="28"/>
+          <w:color w:val="FFFFFF"/>
+          <w:sz w:val="20"/>
+          <w:shd w:val="clear" w:fill="B1442F"/>
         </w:rPr>
-        <w:t>Brady's Bold Idea</w:t>
+        <w:t xml:space="preserve">  QUESTION 1  </w:t>
+      </w:r>
+      <w:r>
+        <w:rPr>
+          <w:b/>
+          <w:color w:val="6A6256"/>
+          <w:sz w:val="18"/>
+        </w:rPr>
+        <w:t xml:space="preserve">   STEP 1 · THE TECHNICAL LIMIT</w:t>
       </w:r>
     </w:p>
     <w:p>
       <w:r>
         <w:rPr>
-          <w:b/>
-          <w:color w:val="6A6256"/>
-          <w:sz w:val="17"/>
+          <w:b w:val="0"/>
+          <w:color w:val="1C1714"/>
+          <w:sz w:val="23"/>
         </w:rPr>
-        <w:t>A NEW TECHNOLOGY</w:t>
+        <w:t>Why are there no photographs of an actual Civil War battle in progress?</w:t>
       </w:r>
     </w:p>
     <w:p>
       <w:pPr>
-        <w:spacing w:after="80"/>
+        <w:spacing w:after="40"/>
+        <w:ind w:left="432"/>
       </w:pPr>
       <w:r>
         <w:rPr>
-          <w:color w:val="1C1714"/>
-          <w:sz w:val="23"/>
+          <w:sz w:val="22"/>
         </w:rPr>
-        <w:t>Photography was barely twenty years old when the war began. Mathew Brady, already a famous portrait photographer, set out to document the entire war, sending teams of photographers — including Alexander Gardner and Timothy O'Sullivan — into the field with wagons full of equipment.</w:t>
+        <w:t>☐  A.  photographers were not allowed near battles</w:t>
       </w:r>
     </w:p>
     <w:p>
       <w:pPr>
-        <w:spacing w:after="80"/>
+        <w:spacing w:after="40"/>
+        <w:ind w:left="432"/>
       </w:pPr>
       <w:r>
         <w:rPr>
-          <w:color w:val="1C1714"/>
-          <w:sz w:val="23"/>
+          <w:sz w:val="22"/>
         </w:rPr>
-        <w:t>They produced thousands of images: camps, generals, ruins, and the dead. For the first time, a war was recorded not by painters afterward, but by cameras on the spot.</w:t>
+        <w:t>☐  B.  no one wanted to see battles</w:t>
       </w:r>
     </w:p>
     <w:p>
+      <w:pPr>
+        <w:spacing w:after="40"/>
+        <w:ind w:left="432"/>
+      </w:pPr>
       <w:r>
         <w:rPr>
-          <w:i/>
-          <w:color w:val="6A6256"/>
-          <w:sz w:val="17"/>
+          <w:sz w:val="22"/>
         </w:rPr>
-        <w:t>A group of war photographers — Mathew Brady seated at left — photograph, public domain (Library of Congress).</w:t>
+        <w:t>☐  C.  cameras needed long exposures, so any motion blurred — only still scenes could be captured</w:t>
+      </w:r>
+    </w:p>
+    <w:p>
+      <w:pPr>
+        <w:spacing w:after="40"/>
+        <w:ind w:left="432"/>
+      </w:pPr>
+      <w:r>
+        <w:rPr>
+          <w:sz w:val="22"/>
+        </w:rPr>
+        <w:t>☐  D.  all the battle photos were lost</w:t>
       </w:r>
     </w:p>
     <w:p>
@@ -180,54 +496,77 @@
       <w:r>
         <w:rPr>
           <w:b/>
-          <w:color w:val="B1442F"/>
-          <w:sz w:val="28"/>
+          <w:color w:val="FFFFFF"/>
+          <w:sz w:val="20"/>
+          <w:shd w:val="clear" w:fill="B1442F"/>
         </w:rPr>
-        <w:t>Why There Are No Battle Photos</w:t>
+        <w:t xml:space="preserve">  QUESTION 2  </w:t>
+      </w:r>
+      <w:r>
+        <w:rPr>
+          <w:b/>
+          <w:color w:val="6A6256"/>
+          <w:sz w:val="18"/>
+        </w:rPr>
+        <w:t xml:space="preserve">   STEP 2 · WHAT THE RECORD LEAVES OUT</w:t>
       </w:r>
     </w:p>
     <w:p>
       <w:r>
         <w:rPr>
-          <w:b/>
-          <w:color w:val="6A6256"/>
-          <w:sz w:val="17"/>
+          <w:b w:val="0"/>
+          <w:color w:val="1C1714"/>
+          <w:sz w:val="23"/>
         </w:rPr>
-        <w:t>WHAT THE CAMERA COULDN'T DO</w:t>
+        <w:t>If every Civil War photo shows the aftermath or a posed scene — never the fighting itself — how might that shape the way later generations imagine the war? What's missing from the photographic record?</w:t>
       </w:r>
     </w:p>
     <w:p>
       <w:pPr>
-        <w:spacing w:after="80"/>
+        <w:spacing w:after="120"/>
       </w:pPr>
       <w:r>
         <w:rPr>
-          <w:color w:val="1C1714"/>
-          <w:sz w:val="23"/>
+          <w:color w:val="9A9286"/>
+          <w:sz w:val="22"/>
         </w:rPr>
-        <w:t>Here is the crucial limit: the cameras of the 1860s needed long exposure times — several seconds of perfect stillness. Anything moving became a blur. That meant it was impossible to photograph a battle in progress.</w:t>
+        <w:t>____________________________________________________________________________________________</w:t>
       </w:r>
     </w:p>
     <w:p>
       <w:pPr>
-        <w:spacing w:after="80"/>
+        <w:spacing w:after="120"/>
       </w:pPr>
       <w:r>
         <w:rPr>
-          <w:color w:val="1C1714"/>
-          <w:sz w:val="23"/>
+          <w:color w:val="9A9286"/>
+          <w:sz w:val="22"/>
         </w:rPr>
-        <w:t>So every famous Civil War ‘battle’ photograph is really a picture of the aftermath — the dead, the wreckage, the quiet field after the guns stopped — or a posed scene arranged for the camera. The technology itself decided what history could record.</w:t>
+        <w:t>____________________________________________________________________________________________</w:t>
       </w:r>
     </w:p>
     <w:p>
+      <w:pPr>
+        <w:spacing w:after="120"/>
+      </w:pPr>
       <w:r>
         <w:rPr>
-          <w:i/>
-          <w:color w:val="6A6256"/>
-          <w:sz w:val="17"/>
+          <w:color w:val="9A9286"/>
+          <w:sz w:val="22"/>
         </w:rPr>
-        <w:t>“Where Sumner’s Corps Charged at Antietam” — stereograph, “The War for the Union, 1861–1865,” public domain (Library of Congress).</w:t>
+        <w:t>____________________________________________________________________________________________</w:t>
+      </w:r>
+    </w:p>
+    <w:p>
+      <w:pPr>
+        <w:spacing w:after="120"/>
+      </w:pPr>
+      <w:r>
+        <w:rPr>
+          <w:color w:val="9A9286"/>
+          <w:sz w:val="22"/>
+        </w:rPr>
+        <w:t>____________________________________________________________________________________________</w:t>
       </w:r>
     </w:p>
     <w:p>
@@ -237,40 +576,77 @@
       <w:r>
         <w:rPr>
           <w:b/>
-          <w:color w:val="B1442F"/>
-          <w:sz w:val="28"/>
+          <w:color w:val="FFFFFF"/>
+          <w:sz w:val="20"/>
+          <w:shd w:val="clear" w:fill="B1442F"/>
         </w:rPr>
-        <w:t>Seeing in 3-D</w:t>
+        <w:t xml:space="preserve">  QUESTION 3  </w:t>
+      </w:r>
+      <w:r>
+        <w:rPr>
+          <w:b/>
+          <w:color w:val="6A6256"/>
+          <w:sz w:val="18"/>
+        </w:rPr>
+        <w:t xml:space="preserve">   STEP 3 · RELIABILITY</w:t>
       </w:r>
     </w:p>
     <w:p>
       <w:r>
         <w:rPr>
-          <w:b/>
-          <w:color w:val="6A6256"/>
-          <w:sz w:val="17"/>
+          <w:b w:val="0"/>
+          <w:color w:val="1C1714"/>
+          <w:sz w:val="23"/>
         </w:rPr>
-        <w:t>A STEREOGRAPH · SOLD TO THE PUBLIC</w:t>
+        <w:t>Photographers chose their shots, sold them for profit, and sometimes arranged scenes. Does that make the photographs unreliable? Explain what questions a historian should ask before trusting a war photograph — and what it can still prove.</w:t>
       </w:r>
     </w:p>
     <w:p>
+      <w:pPr>
+        <w:spacing w:after="120"/>
+      </w:pPr>
       <w:r>
         <w:rPr>
-          <w:i/>
-          <w:color w:val="1C1714"/>
+          <w:color w:val="9A9286"/>
           <w:sz w:val="22"/>
         </w:rPr>
-        <w:t>Many war images were sold as stereographs — double photos that looked three-dimensional in a viewer. War became something families could ‘visit’ in their own parlors.</w:t>
+        <w:t>____________________________________________________________________________________________</w:t>
       </w:r>
     </w:p>
     <w:p>
+      <w:pPr>
+        <w:spacing w:after="120"/>
+      </w:pPr>
       <w:r>
         <w:rPr>
-          <w:i/>
-          <w:color w:val="6A6256"/>
-          <w:sz w:val="17"/>
+          <w:color w:val="9A9286"/>
+          <w:sz w:val="22"/>
         </w:rPr>
-        <w:t>“Where Sumner's Corps Charged at Antietam” — stereograph, “The War for the Union, 1861–1865,” public domain (Library of Congress).</w:t>
+        <w:t>____________________________________________________________________________________________</w:t>
+      </w:r>
+    </w:p>
+    <w:p>
+      <w:pPr>
+        <w:spacing w:after="120"/>
+      </w:pPr>
+      <w:r>
+        <w:rPr>
+          <w:color w:val="9A9286"/>
+          <w:sz w:val="22"/>
+        </w:rPr>
+        <w:t>____________________________________________________________________________________________</w:t>
+      </w:r>
+    </w:p>
+    <w:p>
+      <w:pPr>
+        <w:spacing w:after="120"/>
+      </w:pPr>
+      <w:r>
+        <w:rPr>
+          <w:color w:val="9A9286"/>
+          <w:sz w:val="22"/>
+        </w:rPr>
+        <w:t>____________________________________________________________________________________________</w:t>
       </w:r>
     </w:p>
     <w:p>
@@ -280,167 +656,79 @@
       <w:r>
         <w:rPr>
           <w:b/>
-          <w:color w:val="B1442F"/>
-          <w:sz w:val="28"/>
+          <w:color w:val="FFFFFF"/>
+          <w:sz w:val="20"/>
+          <w:shd w:val="clear" w:fill="B1442F"/>
         </w:rPr>
-        <w:t>Brady's Corps</w:t>
+        <w:t xml:space="preserve">  QUESTION 4  </w:t>
+      </w:r>
+      <w:r>
+        <w:rPr>
+          <w:b/>
+          <w:color w:val="6A6256"/>
+          <w:sz w:val="18"/>
+        </w:rPr>
+        <w:t xml:space="preserve">   STEP 4 · WHY IT MATTERS</w:t>
       </w:r>
     </w:p>
     <w:p>
       <w:r>
         <w:rPr>
-          <w:b/>
-          <w:color w:val="6A6256"/>
-          <w:sz w:val="17"/>
+          <w:b w:val="0"/>
+          <w:color w:val="1C1714"/>
+          <w:sz w:val="23"/>
         </w:rPr>
-        <w:t>THE MEN BEHIND THE CAMERAS</w:t>
-      </w:r>
-    </w:p>
-    <w:p>
-      <w:r>
-        <w:rPr>
-          <w:i/>
-          <w:color w:val="1C1714"/>
-          <w:sz w:val="22"/>
-        </w:rPr>
-        <w:t>Mathew Brady (seated at left) organized teams of photographers who followed the armies with wagons of equipment. Photography was also a business — the images were made to be sold.</w:t>
-      </w:r>
-    </w:p>
-    <w:p>
-      <w:r>
-        <w:rPr>
-          <w:i/>
-          <w:color w:val="6A6256"/>
-          <w:sz w:val="17"/>
-        </w:rPr>
-        <w:t>A group of war photographers — Mathew Brady seated at left — photograph, public domain (Library of Congress).</w:t>
+        <w:t>Using Holmes (Source C), explain why being able to see the war — even only its aftermath — changed how Americans experienced it. Why does it matter that the Civil War was the first war a nation could view this way?</w:t>
       </w:r>
     </w:p>
     <w:p>
       <w:pPr>
-        <w:spacing w:before="200"/>
+        <w:spacing w:after="120"/>
       </w:pPr>
       <w:r>
         <w:rPr>
-          <w:b/>
-          <w:color w:val="B1442F"/>
-          <w:sz w:val="28"/>
+          <w:color w:val="9A9286"/>
+          <w:sz w:val="22"/>
         </w:rPr>
-        <w:t>Every Photo Is a Choice</w:t>
-      </w:r>
-    </w:p>
-    <w:p>
-      <w:r>
-        <w:rPr>
-          <w:b/>
-          <w:color w:val="6A6256"/>
-          <w:sz w:val="17"/>
-        </w:rPr>
-        <w:t>CHOICES AND COMPOSITION</w:t>
+        <w:t>____________________________________________________________________________________________</w:t>
       </w:r>
     </w:p>
     <w:p>
       <w:pPr>
-        <w:spacing w:after="80"/>
+        <w:spacing w:after="120"/>
       </w:pPr>
       <w:r>
         <w:rPr>
-          <w:color w:val="1C1714"/>
-          <w:sz w:val="23"/>
+          <w:color w:val="9A9286"/>
+          <w:sz w:val="22"/>
         </w:rPr>
-        <w:t>Even an ‘honest’ photograph is the product of choices: where to point the lens, what to include, what to leave out — and, as with Gardner at Antietam, sometimes how to arrange the scene. Photographers were also running a business, selling the images people would buy.</w:t>
+        <w:t>____________________________________________________________________________________________</w:t>
       </w:r>
     </w:p>
     <w:p>
       <w:pPr>
-        <w:spacing w:after="80"/>
+        <w:spacing w:after="120"/>
       </w:pPr>
       <w:r>
         <w:rPr>
-          <w:color w:val="1C1714"/>
-          <w:sz w:val="23"/>
+          <w:color w:val="9A9286"/>
+          <w:sz w:val="22"/>
         </w:rPr>
-        <w:t>None of this makes the photos worthless as evidence. It means we must read them like any source — asking who made this, how, and why — rather than treating a photograph as the simple, whole truth.</w:t>
-      </w:r>
-    </w:p>
-    <w:p>
-      <w:r>
-        <w:rPr>
-          <w:i/>
-          <w:color w:val="6A6256"/>
-          <w:sz w:val="17"/>
-        </w:rPr>
-        <w:t>“News from the War” — wood engraving drawn by Winslow Homer, Harper’s Weekly, 1862, public domain.</w:t>
-      </w:r>
-    </w:p>
-    <w:p>
-      <w:r>
-        <w:rPr>
-          <w:b/>
-          <w:color w:val="6A6256"/>
-          <w:sz w:val="17"/>
-        </w:rPr>
-        <w:t>OLIVER WENDELL HOLMES, ON WAR PHOTOGRAPHS · 1863</w:t>
+        <w:t>____________________________________________________________________________________________</w:t>
       </w:r>
     </w:p>
     <w:p>
       <w:pPr>
-        <w:spacing w:after="80"/>
+        <w:spacing w:after="120"/>
       </w:pPr>
       <w:r>
         <w:rPr>
-          <w:color w:val="1C1714"/>
-          <w:sz w:val="23"/>
+          <w:color w:val="9A9286"/>
+          <w:sz w:val="22"/>
         </w:rPr>
-        <w:t>Let him who wishes to know what war is look at this series of illustrations. … It was so nearly like visiting the battlefield to look over these views, that all the emotions excited by the actual sight … came back to us.</w:t>
+        <w:t>____________________________________________________________________________________________</w:t>
       </w:r>
     </w:p>
-    <w:p>
-      <w:pPr>
-        <w:spacing w:after="80"/>
-      </w:pPr>
-      <w:r>
-        <w:rPr>
-          <w:color w:val="1C1714"/>
-          <w:sz w:val="23"/>
-        </w:rPr>
-        <w:t>— OLIVER WENDELL HOLMES, THE ATLANTIC, 1863</w:t>
-      </w:r>
-    </w:p>
-    <w:p>
-      <w:pPr>
-        <w:spacing w:before="200"/>
-      </w:pPr>
-      <w:r>
-        <w:rPr>
-          <w:b/>
-          <w:color w:val="B1442F"/>
-          <w:sz w:val="28"/>
-        </w:rPr>
-        <w:t>Read the Photographic Record</w:t>
-      </w:r>
-    </w:p>
-    <w:p>
-      <w:r>
-        <w:rPr>
-          <w:b/>
-          <w:color w:val="6A6256"/>
-          <w:sz w:val="17"/>
-        </w:rPr>
-        <w:t>YOUR TURN</w:t>
-      </w:r>
-    </w:p>
-    <w:p>
-      <w:r>
-        <w:rPr>
-          <w:i/>
-          <w:color w:val="1C1714"/>
-          <w:sz w:val="22"/>
-        </w:rPr>
-        <w:t>You'll examine how Civil War photographs were made and sold, and practice sourcing and reliability — judging what the camera could capture, what it couldn't, and how that shapes the war we remember.</w:t>
-      </w:r>
-    </w:p>
-    <w:p/>
     <w:p>
       <w:pPr>
         <w:jc w:val="center"/>
@@ -453,9 +741,160 @@
         <w:t>Promise &amp; Practice · ShadowDog Digital Studios · Unit 2</w:t>
       </w:r>
     </w:p>
+    <w:p>
+      <w:r>
+        <w:br w:type="page"/>
+      </w:r>
+    </w:p>
+    <w:tbl>
+      <w:tblPr>
+        <w:tblW w:type="auto" w:w="0"/>
+        <w:tblLayout w:type="autofit"/>
+        <w:tblLook w:firstColumn="1" w:firstRow="1" w:lastColumn="0" w:lastRow="0" w:noHBand="0" w:noVBand="1" w:val="04A0"/>
+      </w:tblPr>
+      <w:tblGrid>
+        <w:gridCol w:w="10224"/>
+      </w:tblGrid>
+      <w:tr>
+        <w:tc>
+          <w:tcPr>
+            <w:tcW w:type="dxa" w:w="10224"/>
+            <w:shd w:val="clear" w:fill="2c2219"/>
+          </w:tcPr>
+          <w:p>
+            <w:r>
+              <w:rPr>
+                <w:b/>
+                <w:color w:val="F0A184"/>
+                <w:sz w:val="28"/>
+              </w:rPr>
+              <w:t>TEACHER ANSWER KEY  —  The Camera Goes to War — A House Divided</w:t>
+            </w:r>
+          </w:p>
+        </w:tc>
+      </w:tr>
+    </w:tbl>
+    <w:p/>
+    <w:p>
+      <w:r>
+        <w:rPr>
+          <w:b/>
+          <w:color w:val="B1442F"/>
+          <w:sz w:val="22"/>
+        </w:rPr>
+        <w:t xml:space="preserve">QUESTION 1:  </w:t>
+      </w:r>
+      <w:r>
+        <w:rPr>
+          <w:b/>
+          <w:sz w:val="22"/>
+        </w:rPr>
+        <w:t>Correct — C. cameras needed long exposures, so any motion blurred — only still scenes could be captured</w:t>
+      </w:r>
+    </w:p>
+    <w:p>
+      <w:pPr>
+        <w:ind w:left="432"/>
+      </w:pPr>
+      <w:r>
+        <w:rPr>
+          <w:i/>
+          <w:color w:val="6A6256"/>
+          <w:sz w:val="21"/>
+        </w:rPr>
+        <w:t>Right. Long exposure times meant anything moving blurred, so cameras could only capture still scenes — the aftermath or posed shots. The technology decided what could be recorded.</w:t>
+      </w:r>
+    </w:p>
+    <w:p>
+      <w:r>
+        <w:rPr>
+          <w:b/>
+          <w:color w:val="B1442F"/>
+          <w:sz w:val="22"/>
+        </w:rPr>
+        <w:t xml:space="preserve">QUESTION 2:  </w:t>
+      </w:r>
+      <w:r>
+        <w:rPr>
+          <w:sz w:val="22"/>
+        </w:rPr>
+        <w:t>Open response.</w:t>
+      </w:r>
+    </w:p>
+    <w:p>
+      <w:pPr>
+        <w:ind w:left="432"/>
+      </w:pPr>
+      <w:r>
+        <w:rPr>
+          <w:i/>
+          <w:color w:val="6A6256"/>
+          <w:sz w:val="21"/>
+        </w:rPr>
+        <w:t>Look for a response along the lines of: “Because photos only show…, our image of the war tends to…. What's missing is…”</w:t>
+      </w:r>
+    </w:p>
+    <w:p>
+      <w:r>
+        <w:rPr>
+          <w:b/>
+          <w:color w:val="B1442F"/>
+          <w:sz w:val="22"/>
+        </w:rPr>
+        <w:t xml:space="preserve">QUESTION 3:  </w:t>
+      </w:r>
+      <w:r>
+        <w:rPr>
+          <w:sz w:val="22"/>
+        </w:rPr>
+        <w:t>Open response.</w:t>
+      </w:r>
+    </w:p>
+    <w:p>
+      <w:pPr>
+        <w:ind w:left="432"/>
+      </w:pPr>
+      <w:r>
+        <w:rPr>
+          <w:i/>
+          <w:color w:val="6A6256"/>
+          <w:sz w:val="21"/>
+        </w:rPr>
+        <w:t>Look for a response along the lines of: “A historian should ask… The photos can still prove… but we must be careful about…”</w:t>
+      </w:r>
+    </w:p>
+    <w:p>
+      <w:r>
+        <w:rPr>
+          <w:b/>
+          <w:color w:val="B1442F"/>
+          <w:sz w:val="22"/>
+        </w:rPr>
+        <w:t xml:space="preserve">QUESTION 4:  </w:t>
+      </w:r>
+      <w:r>
+        <w:rPr>
+          <w:sz w:val="22"/>
+        </w:rPr>
+        <w:t>Open response.</w:t>
+      </w:r>
+    </w:p>
+    <w:p>
+      <w:pPr>
+        <w:ind w:left="432"/>
+      </w:pPr>
+      <w:r>
+        <w:rPr>
+          <w:i/>
+          <w:color w:val="6A6256"/>
+          <w:sz w:val="21"/>
+        </w:rPr>
+        <w:t>Look for a response along the lines of: “Seeing the war mattered because…”</w:t>
+      </w:r>
+    </w:p>
     <w:sectPr>
       <w:pgSz w:w="12240" w:h="15840"/>
-      <w:pgMar w:top="1152" w:right="1152" w:bottom="1152" w:left="1152" w:header="720" w:footer="720" w:gutter="0"/>
+      <w:pgMar w:top="1008" w:right="1008" w:bottom="1008" w:left="1008" w:header="720" w:footer="720" w:gutter="0"/>
       <w:cols w:space="720"/>
       <w:docGrid w:linePitch="360"/>
     </w:sectPr>
